--- a/products-storage/11-bankrotstvo-genpodryadchika/01-slovar-poley-bankrotstvo.docx
+++ b/products-storage/11-bankrotstvo-genpodryadchika/01-slovar-poley-bankrotstvo.docx
@@ -260,7 +260,7 @@
           <w:sz w:val="24"/>
           <w:szCs w:val="24"/>
         </w:rPr>
-        <w:t xml:space="preserve">Из публикации сведений — ЕФРСБ (bankrot.fedresurs.ru) или официальное издание.</w:t>
+        <w:t xml:space="preserve">Из публикации сведений в официальном издании — от её даты считается срок. Сообщение в ЕФРСБ (bankrot.fedresurs.ru) смотрите тоже: там сведения появляются обычно раньше, и по ним видно, сколько времени уже потеряно, но точкой отсчёта они не служат.</w:t>
       </w:r>
     </w:p>
     <w:p>
@@ -1828,7 +1828,7 @@
                 <w:sz w:val="22"/>
                 <w:szCs w:val="22"/>
               </w:rPr>
-              <w:t xml:space="preserve">Дата публикации сведений о введении процедуры</w:t>
+              <w:t xml:space="preserve">Дата опубликования сведений о введении процедуры в официальном издании — от неё считается срок. Не дата сообщения в ЕФРСБ: там сведения появляются обычно раньше</w:t>
             </w:r>
           </w:p>
         </w:tc>
@@ -1854,7 +1854,7 @@
                 <w:sz w:val="22"/>
                 <w:szCs w:val="22"/>
               </w:rPr>
-              <w:t xml:space="preserve">ЕФРСБ либо официальное издание. От неё считается срок</w:t>
+              <w:t xml:space="preserve">публикация в официальном издании</w:t>
             </w:r>
           </w:p>
         </w:tc>
@@ -1911,7 +1911,7 @@
                 <w:sz w:val="22"/>
                 <w:szCs w:val="22"/>
               </w:rPr>
-              <w:t xml:space="preserve">Где опубликовано: номер сообщения ЕФРСБ либо выходные данные издания</w:t>
+              <w:t xml:space="preserve">Где опубликовано: выходные данные официального издания</w:t>
             </w:r>
           </w:p>
         </w:tc>
@@ -1937,7 +1937,7 @@
                 <w:sz w:val="22"/>
                 <w:szCs w:val="22"/>
               </w:rPr>
-              <w:t xml:space="preserve">сама публикация, сохраните её копию</w:t>
+              <w:t xml:space="preserve">та же публикация, сохраните её копию</w:t>
             </w:r>
           </w:p>
         </w:tc>
